--- a/results/H1/table_07b_lmm_items_random_effects.docx
+++ b/results/H1/table_07b_lmm_items_random_effects.docx
@@ -28,7 +28,7 @@
         <w:rPr/>
         <w:t xml:space="preserve">Table </w:t>
       </w:r>
-      <w:bookmarkStart w:id="e0ad22a1-908e-4f2e-b981-89688fc7468e" w:name="table"/>
+      <w:bookmarkStart w:id="cafe5620-45aa-4101-95cd-5946a7fe3a77" w:name="table"/>
       <w:r>
         <w:rPr/>
         <w:fldChar w:fldCharType="begin" w:dirty="true"/>
@@ -41,7 +41,7 @@
         <w:rPr/>
         <w:fldChar w:fldCharType="end" w:dirty="true"/>
       </w:r>
-      <w:bookmarkEnd w:id="e0ad22a1-908e-4f2e-b981-89688fc7468e"/>
+      <w:bookmarkEnd w:id="cafe5620-45aa-4101-95cd-5946a7fe3a77"/>
       <w:r>
         <w:rPr/>
         <w:t xml:space="preserve">. </w:t>

--- a/results/H1/table_07b_lmm_items_random_effects.docx
+++ b/results/H1/table_07b_lmm_items_random_effects.docx
@@ -28,7 +28,7 @@
         <w:rPr/>
         <w:t xml:space="preserve">Table </w:t>
       </w:r>
-      <w:bookmarkStart w:id="cafe5620-45aa-4101-95cd-5946a7fe3a77" w:name="table"/>
+      <w:bookmarkStart w:id="06e2f85d-f26c-4e99-86d6-be51fb8d0d7b" w:name="table"/>
       <w:r>
         <w:rPr/>
         <w:fldChar w:fldCharType="begin" w:dirty="true"/>
@@ -41,7 +41,7 @@
         <w:rPr/>
         <w:fldChar w:fldCharType="end" w:dirty="true"/>
       </w:r>
-      <w:bookmarkEnd w:id="cafe5620-45aa-4101-95cd-5946a7fe3a77"/>
+      <w:bookmarkEnd w:id="06e2f85d-f26c-4e99-86d6-be51fb8d0d7b"/>
       <w:r>
         <w:rPr/>
         <w:t xml:space="preserve">. </w:t>

--- a/results/H1/table_07b_lmm_items_random_effects.docx
+++ b/results/H1/table_07b_lmm_items_random_effects.docx
@@ -28,7 +28,7 @@
         <w:rPr/>
         <w:t xml:space="preserve">Table </w:t>
       </w:r>
-      <w:bookmarkStart w:id="06e2f85d-f26c-4e99-86d6-be51fb8d0d7b" w:name="table"/>
+      <w:bookmarkStart w:id="a189e55c-c268-4937-b547-9da1fef68ecc" w:name="table"/>
       <w:r>
         <w:rPr/>
         <w:fldChar w:fldCharType="begin" w:dirty="true"/>
@@ -41,7 +41,7 @@
         <w:rPr/>
         <w:fldChar w:fldCharType="end" w:dirty="true"/>
       </w:r>
-      <w:bookmarkEnd w:id="06e2f85d-f26c-4e99-86d6-be51fb8d0d7b"/>
+      <w:bookmarkEnd w:id="a189e55c-c268-4937-b547-9da1fef68ecc"/>
       <w:r>
         <w:rPr/>
         <w:t xml:space="preserve">. </w:t>
